--- a/data/parameter/assemble_default/menu/mouse/mouse.docx
+++ b/data/parameter/assemble_default/menu/mouse/mouse.docx
@@ -289,6 +289,50 @@
           <w:sz w:val="48"/>
           <w:szCs w:val="48"/>
         </w:rPr>
+        <w:t>标注内容</w:t>
+      </w:r>
+      <w:bookmarkStart w:id="0" w:name="_GoBack"/>
+      <w:bookmarkEnd w:id="0"/>
+      <w:r>
+        <w:rPr>
+          <w:rFonts w:eastAsia="隶书"/>
+          <w:sz w:val="48"/>
+          <w:szCs w:val="48"/>
+        </w:rPr>
+        <w:tab/>
+      </w:r>
+      <w:r>
+        <w:rPr>
+          <w:rFonts w:eastAsia="隶书"/>
+          <w:sz w:val="48"/>
+          <w:szCs w:val="48"/>
+        </w:rPr>
+        <w:tab/>
+      </w:r>
+      <w:r>
+        <w:rPr>
+          <w:rFonts w:eastAsia="隶书"/>
+          <w:sz w:val="48"/>
+          <w:szCs w:val="48"/>
+        </w:rPr>
+        <w:tab/>
+      </w:r>
+    </w:p>
+    <w:p>
+      <w:pPr>
+        <w:jc w:val="center"/>
+        <w:rPr>
+          <w:rFonts w:eastAsia="隶书"/>
+          <w:sz w:val="48"/>
+          <w:szCs w:val="48"/>
+        </w:rPr>
+      </w:pPr>
+      <w:r>
+        <w:rPr>
+          <w:rFonts w:eastAsia="隶书" w:hint="eastAsia"/>
+          <w:sz w:val="48"/>
+          <w:szCs w:val="48"/>
+        </w:rPr>
         <w:t>上层菜单</w:t>
       </w:r>
       <w:r>
@@ -3487,8 +3531,6 @@
           <w:szCs w:val="48"/>
         </w:rPr>
       </w:pPr>
-      <w:bookmarkStart w:id="0" w:name="_GoBack"/>
-      <w:bookmarkEnd w:id="0"/>
     </w:p>
     <w:sectPr>
       <w:headerReference w:type="even" r:id="rId6"/>
